--- a/Doc.docx
+++ b/Doc.docx
@@ -12,6 +12,29 @@
       </w:r>
     </w:p>
     <w:p>
+      <w:r>
+        <w:t xml:space="preserve">DOC sur google Sheets des </w:t>
+      </w:r>
+      <w:r>
+        <w:t>étapes :</w:t>
+      </w:r>
+    </w:p>
+    <w:p>
+      <w:pPr>
+        <w:rPr>
+          <w:color w:val="45B0E1" w:themeColor="accent1" w:themeTint="99"/>
+          <w:u w:val="single"/>
+        </w:rPr>
+      </w:pPr>
+      <w:r>
+        <w:rPr>
+          <w:color w:val="45B0E1" w:themeColor="accent1" w:themeTint="99"/>
+          <w:u w:val="single"/>
+        </w:rPr>
+        <w:t>https://docs.google.com/spreadsheets/d/1BLldkcxzH0MZV9G-5k4KX2IY37vXug_5kQTywAqjzq4/edit?usp=sharing</w:t>
+      </w:r>
+    </w:p>
+    <w:p>
       <w:pPr>
         <w:pStyle w:val="Titre1"/>
         <w:rPr>
@@ -59,15 +82,26 @@
           <w:szCs w:val="24"/>
           <w:lang w:val="en-US"/>
         </w:rPr>
-        <w:t xml:space="preserve">GET </w:t>
+        <w:t>GET</w:t>
+      </w:r>
+      <w:r>
+        <w:rPr>
+          <w:rFonts w:ascii="Times New Roman" w:hAnsi="Times New Roman" w:cs="Times New Roman"/>
+          <w:sz w:val="24"/>
+          <w:szCs w:val="24"/>
+          <w:lang w:val="en-US"/>
+        </w:rPr>
+        <w:t xml:space="preserve"> </w:t>
       </w:r>
       <w:hyperlink r:id="rId5" w:history="1">
         <w:r>
           <w:rPr>
             <w:rStyle w:val="Lienhypertexte"/>
             <w:rFonts w:ascii="Times New Roman" w:hAnsi="Times New Roman" w:cs="Times New Roman"/>
+            <w:color w:val="auto"/>
             <w:sz w:val="24"/>
             <w:szCs w:val="24"/>
+            <w:u w:val="none"/>
             <w:lang w:val="en-US"/>
           </w:rPr>
           <w:t>http://localhost:5000/api/rdv/detailsDevisSousService/:rdvId/:idVoiture</w:t>
@@ -779,13 +813,13 @@
         <w:pStyle w:val="Titre1"/>
         <w:rPr>
           <w:rFonts w:ascii="Times New Roman" w:hAnsi="Times New Roman" w:cs="Times New Roman"/>
-          <w:lang w:val="en-US"/>
+          <w:lang w:val="it-IT"/>
         </w:rPr>
       </w:pPr>
       <w:r>
         <w:rPr>
           <w:rFonts w:ascii="Times New Roman" w:hAnsi="Times New Roman" w:cs="Times New Roman"/>
-          <w:lang w:val="en-US"/>
+          <w:lang w:val="it-IT"/>
         </w:rPr>
         <w:t>API 2</w:t>
       </w:r>
@@ -793,46 +827,23 @@
         <w:rPr>
           <w:rFonts w:ascii="Times New Roman" w:hAnsi="Times New Roman" w:cs="Times New Roman"/>
           <w:vertAlign w:val="superscript"/>
-          <w:lang w:val="en-US"/>
+          <w:lang w:val="it-IT"/>
         </w:rPr>
         <w:t>ème</w:t>
       </w:r>
       <w:r>
         <w:rPr>
           <w:rFonts w:ascii="Times New Roman" w:hAnsi="Times New Roman" w:cs="Times New Roman"/>
-          <w:lang w:val="en-US"/>
+          <w:lang w:val="it-IT"/>
         </w:rPr>
         <w:t xml:space="preserve"> validation</w:t>
       </w:r>
       <w:r>
         <w:rPr>
           <w:rFonts w:ascii="Times New Roman" w:hAnsi="Times New Roman" w:cs="Times New Roman"/>
-          <w:lang w:val="en-US"/>
-        </w:rPr>
-        <w:t xml:space="preserve"> </w:t>
-      </w:r>
-      <w:proofErr w:type="spellStart"/>
-      <w:r>
-        <w:rPr>
-          <w:rFonts w:ascii="Times New Roman" w:hAnsi="Times New Roman" w:cs="Times New Roman"/>
-          <w:lang w:val="en-US"/>
-        </w:rPr>
-        <w:t>s</w:t>
-      </w:r>
-      <w:r>
-        <w:rPr>
-          <w:rFonts w:ascii="Times New Roman" w:hAnsi="Times New Roman" w:cs="Times New Roman"/>
-          <w:lang w:val="en-US"/>
-        </w:rPr>
-        <w:t>i</w:t>
-      </w:r>
-      <w:proofErr w:type="spellEnd"/>
-      <w:r>
-        <w:rPr>
-          <w:rFonts w:ascii="Times New Roman" w:hAnsi="Times New Roman" w:cs="Times New Roman"/>
-          <w:lang w:val="en-US"/>
-        </w:rPr>
-        <w:t xml:space="preserve"> NON</w:t>
+          <w:lang w:val="it-IT"/>
+        </w:rPr>
+        <w:t xml:space="preserve"> si NON</w:t>
       </w:r>
     </w:p>
     <w:p>
@@ -841,7 +852,7 @@
           <w:rFonts w:ascii="Times New Roman" w:hAnsi="Times New Roman" w:cs="Times New Roman"/>
           <w:sz w:val="24"/>
           <w:szCs w:val="24"/>
-          <w:lang w:val="en-US"/>
+          <w:lang w:val="it-IT"/>
         </w:rPr>
       </w:pPr>
       <w:r>
@@ -849,7 +860,7 @@
           <w:rFonts w:ascii="Times New Roman" w:hAnsi="Times New Roman" w:cs="Times New Roman"/>
           <w:sz w:val="24"/>
           <w:szCs w:val="24"/>
-          <w:lang w:val="en-US"/>
+          <w:lang w:val="it-IT"/>
         </w:rPr>
         <w:t>PUT http://localhost:5000/api/rdv/nonvalidation2/68a42d1eefa5ea8c685c090a</w:t>
       </w:r>
@@ -926,13 +937,7 @@
         <w:rPr>
           <w:rFonts w:ascii="Times New Roman" w:hAnsi="Times New Roman" w:cs="Times New Roman"/>
         </w:rPr>
-        <w:t xml:space="preserve"> validation si </w:t>
-      </w:r>
-      <w:r>
-        <w:rPr>
-          <w:rFonts w:ascii="Times New Roman" w:hAnsi="Times New Roman" w:cs="Times New Roman"/>
-        </w:rPr>
-        <w:t>OUI</w:t>
+        <w:t xml:space="preserve"> validation si OUI</w:t>
       </w:r>
     </w:p>
     <w:p>
@@ -941,7 +946,6 @@
           <w:rFonts w:ascii="Times New Roman" w:hAnsi="Times New Roman" w:cs="Times New Roman"/>
           <w:sz w:val="24"/>
           <w:szCs w:val="24"/>
-          <w:lang w:val="en-US"/>
         </w:rPr>
       </w:pPr>
       <w:r>
@@ -949,37 +953,20 @@
           <w:rFonts w:ascii="Times New Roman" w:hAnsi="Times New Roman" w:cs="Times New Roman"/>
           <w:sz w:val="24"/>
           <w:szCs w:val="24"/>
-          <w:lang w:val="en-US"/>
-        </w:rPr>
-        <w:t xml:space="preserve">PUT </w:t>
-      </w:r>
-      <w:r>
+        </w:rPr>
+        <w:t>PUT http://localhost:5000/api/rdv/devis/final</w:t>
+      </w:r>
+    </w:p>
+    <w:p>
+      <w:pPr>
         <w:rPr>
           <w:rFonts w:ascii="Times New Roman" w:hAnsi="Times New Roman" w:cs="Times New Roman"/>
           <w:sz w:val="24"/>
           <w:szCs w:val="24"/>
-          <w:lang w:val="en-US"/>
-        </w:rPr>
-        <w:t>http://localhost:5000/api/rdv/devis/final</w:t>
-      </w:r>
-    </w:p>
-    <w:p>
-      <w:pPr>
-        <w:rPr>
-          <w:rFonts w:ascii="Times New Roman" w:hAnsi="Times New Roman" w:cs="Times New Roman"/>
-          <w:sz w:val="24"/>
-          <w:szCs w:val="24"/>
-          <w:lang w:val="en-US"/>
         </w:rPr>
       </w:pPr>
     </w:p>
-    <w:p>
-      <w:pPr>
-        <w:rPr>
-          <w:lang w:val="en-US"/>
-        </w:rPr>
-      </w:pPr>
-    </w:p>
+    <w:p/>
     <w:sectPr>
       <w:pgSz w:w="11906" w:h="16838"/>
       <w:pgMar w:top="1417" w:right="1417" w:bottom="1417" w:left="1417" w:header="708" w:footer="708" w:gutter="0"/>
@@ -1593,6 +1580,7 @@
   <w:style w:type="character" w:default="1" w:styleId="Policepardfaut">
     <w:name w:val="Default Paragraph Font"/>
     <w:uiPriority w:val="1"/>
+    <w:semiHidden/>
     <w:unhideWhenUsed/>
   </w:style>
   <w:style w:type="table" w:default="1" w:styleId="TableauNormal">
